--- a/public/tours/international/middle_east/itineraries/6 Days Dubai Grand Experience.docx
+++ b/public/tours/international/middle_east/itineraries/6 Days Dubai Grand Experience.docx
@@ -1,6 +1,6 @@
 
 <file path=word/document.xml><?xml version="1.0" encoding="utf-8"?>
-<w:document xmlns:wpc="http://schemas.microsoft.com/office/word/2010/wordprocessingCanvas" xmlns:cx="http://schemas.microsoft.com/office/drawing/2014/chartex" xmlns:cx1="http://schemas.microsoft.com/office/drawing/2015/9/8/chartex" xmlns:cx2="http://schemas.microsoft.com/office/drawing/2015/10/21/chartex" xmlns:cx3="http://schemas.microsoft.com/office/drawing/2016/5/9/chartex" xmlns:cx4="http://schemas.microsoft.com/office/drawing/2016/5/10/chartex" xmlns:cx5="http://schemas.microsoft.com/office/drawing/2016/5/11/chartex" xmlns:cx6="http://schemas.microsoft.com/office/drawing/2016/5/12/chartex" xmlns:cx7="http://schemas.microsoft.com/office/drawing/2016/5/13/chartex" xmlns:cx8="http://schemas.microsoft.com/office/drawing/2016/5/14/chartex" xmlns:mc="http://schemas.openxmlformats.org/markup-compatibility/2006" xmlns:aink="http://schemas.microsoft.com/office/drawing/2016/ink" xmlns:am3d="http://schemas.microsoft.com/office/drawing/2017/model3d" xmlns:o="urn:schemas-microsoft-com:office:office" xmlns:oel="http://schemas.microsoft.com/office/2019/extlst" xmlns:r="http://schemas.openxmlformats.org/officeDocument/2006/relationships" xmlns:m="http://schemas.openxmlformats.org/officeDocument/2006/math" xmlns:v="urn:schemas-microsoft-com:vml" xmlns:wp14="http://schemas.microsoft.com/office/word/2010/wordprocessingDrawing" xmlns:wp="http://schemas.openxmlformats.org/drawingml/2006/wordprocessingDrawing" xmlns:w10="urn:schemas-microsoft-com:office:word" xmlns:w="http://schemas.openxmlformats.org/wordprocessingml/2006/main" xmlns:w14="http://schemas.microsoft.com/office/word/2010/wordml" xmlns:w15="http://schemas.microsoft.com/office/word/2012/wordml" xmlns:w16cex="http://schemas.microsoft.com/office/word/2018/wordml/cex" xmlns:w16cid="http://schemas.microsoft.com/office/word/2016/wordml/cid" xmlns:w16="http://schemas.microsoft.com/office/word/2018/wordml" xmlns:w16du="http://schemas.microsoft.com/office/word/2023/wordml/word16du" xmlns:w16sdtdh="http://schemas.microsoft.com/office/word/2020/wordml/sdtdatahash" xmlns:w16sdtfl="http://schemas.microsoft.com/office/word/2024/wordml/sdtformatlock" xmlns:w16se="http://schemas.microsoft.com/office/word/2015/wordml/symex" xmlns:wpg="http://schemas.microsoft.com/office/word/2010/wordprocessingGroup" xmlns:wpi="http://schemas.microsoft.com/office/word/2010/wordprocessingInk" xmlns:wne="http://schemas.microsoft.com/office/word/2006/wordml" xmlns:wps="http://schemas.microsoft.com/office/word/2010/wordprocessingShape" mc:Ignorable="w14 w15 w16se w16cid w16 w16cex w16sdtdh w16sdtfl w16du wp14">
+<w:document xmlns:wpc="http://schemas.microsoft.com/office/word/2010/wordprocessingCanvas" xmlns:cx="http://schemas.microsoft.com/office/drawing/2014/chartex" xmlns:cx1="http://schemas.microsoft.com/office/drawing/2015/9/8/chartex" xmlns:cx2="http://schemas.microsoft.com/office/drawing/2015/10/21/chartex" xmlns:cx3="http://schemas.microsoft.com/office/drawing/2016/5/9/chartex" xmlns:cx4="http://schemas.microsoft.com/office/drawing/2016/5/10/chartex" xmlns:cx5="http://schemas.microsoft.com/office/drawing/2016/5/11/chartex" xmlns:cx6="http://schemas.microsoft.com/office/drawing/2016/5/12/chartex" xmlns:cx7="http://schemas.microsoft.com/office/drawing/2016/5/13/chartex" xmlns:cx8="http://schemas.microsoft.com/office/drawing/2016/5/14/chartex" xmlns:mc="http://schemas.openxmlformats.org/markup-compatibility/2006" xmlns:aink="http://schemas.microsoft.com/office/drawing/2016/ink" xmlns:am3d="http://schemas.microsoft.com/office/drawing/2017/model3d" xmlns:o="urn:schemas-microsoft-com:office:office" xmlns:r="http://schemas.openxmlformats.org/officeDocument/2006/relationships" xmlns:m="http://schemas.openxmlformats.org/officeDocument/2006/math" xmlns:v="urn:schemas-microsoft-com:vml" xmlns:wp14="http://schemas.microsoft.com/office/word/2010/wordprocessingDrawing" xmlns:wp="http://schemas.openxmlformats.org/drawingml/2006/wordprocessingDrawing" xmlns:w10="urn:schemas-microsoft-com:office:word" xmlns:w="http://schemas.openxmlformats.org/wordprocessingml/2006/main" xmlns:w14="http://schemas.microsoft.com/office/word/2010/wordml" xmlns:w15="http://schemas.microsoft.com/office/word/2012/wordml" xmlns:w16cid="http://schemas.microsoft.com/office/word/2016/wordml/cid" xmlns:w16se="http://schemas.microsoft.com/office/word/2015/wordml/symex" xmlns:wpg="http://schemas.microsoft.com/office/word/2010/wordprocessingGroup" xmlns:wpi="http://schemas.microsoft.com/office/word/2010/wordprocessingInk" xmlns:wne="http://schemas.microsoft.com/office/word/2006/wordml" xmlns:wps="http://schemas.microsoft.com/office/word/2010/wordprocessingShape" mc:Ignorable="w14 w15 w16se w16cid wp14">
   <w:body>
     <w:p>
       <w:pPr>
@@ -305,6 +305,7 @@
           <w:rFonts w:ascii="Arial" w:hAnsi="Arial" w:cs="Arial"/>
         </w:rPr>
       </w:pPr>
+      <w:bookmarkStart w:id="0" w:name="_GoBack"/>
       <w:r>
         <w:rPr>
           <w:rFonts w:ascii="Arial" w:hAnsi="Arial" w:cs="Arial"/>
@@ -320,7 +321,6 @@
       <w:r>
         <w:rPr>
           <w:rFonts w:ascii="Arial" w:hAnsi="Arial" w:cs="Arial"/>
-          <w:b/>
           <w:bCs/>
         </w:rPr>
         <w:t>3</w:t>
@@ -328,7 +328,6 @@
       <w:r>
         <w:rPr>
           <w:rFonts w:ascii="Segoe UI Symbol" w:hAnsi="Segoe UI Symbol" w:cs="Segoe UI Symbol"/>
-          <w:b/>
           <w:bCs/>
         </w:rPr>
         <w:t>★</w:t>
@@ -336,12 +335,12 @@
       <w:r>
         <w:rPr>
           <w:rFonts w:ascii="Arial" w:hAnsi="Arial" w:cs="Arial"/>
-          <w:b/>
           <w:bCs/>
         </w:rPr>
         <w:t xml:space="preserve"> </w:t>
       </w:r>
     </w:p>
+    <w:bookmarkEnd w:id="0"/>
     <w:p>
       <w:pPr>
         <w:spacing w:after="0"/>
@@ -389,7 +388,25 @@
           <w:b/>
           <w:bCs/>
         </w:rPr>
-        <w:t>Day 01 : Arrival in Dubai</w:t>
+        <w:t xml:space="preserve">Day </w:t>
+      </w:r>
+      <w:proofErr w:type="gramStart"/>
+      <w:r>
+        <w:rPr>
+          <w:rFonts w:ascii="Arial" w:hAnsi="Arial" w:cs="Arial"/>
+          <w:b/>
+          <w:bCs/>
+        </w:rPr>
+        <w:t>01 :</w:t>
+      </w:r>
+      <w:proofErr w:type="gramEnd"/>
+      <w:r>
+        <w:rPr>
+          <w:rFonts w:ascii="Arial" w:hAnsi="Arial" w:cs="Arial"/>
+          <w:b/>
+          <w:bCs/>
+        </w:rPr>
+        <w:t xml:space="preserve"> Arrival in Dubai</w:t>
       </w:r>
       <w:r>
         <w:rPr>
@@ -428,7 +445,25 @@
           <w:b/>
           <w:bCs/>
         </w:rPr>
-        <w:t>Day 02 : Dubai City Tour &amp; Desert Safari</w:t>
+        <w:t xml:space="preserve">Day </w:t>
+      </w:r>
+      <w:proofErr w:type="gramStart"/>
+      <w:r>
+        <w:rPr>
+          <w:rFonts w:ascii="Arial" w:hAnsi="Arial" w:cs="Arial"/>
+          <w:b/>
+          <w:bCs/>
+        </w:rPr>
+        <w:t>02 :</w:t>
+      </w:r>
+      <w:proofErr w:type="gramEnd"/>
+      <w:r>
+        <w:rPr>
+          <w:rFonts w:ascii="Arial" w:hAnsi="Arial" w:cs="Arial"/>
+          <w:b/>
+          <w:bCs/>
+        </w:rPr>
+        <w:t xml:space="preserve"> Dubai City Tour &amp; Desert Safari</w:t>
       </w:r>
       <w:r>
         <w:rPr>
@@ -467,14 +502,46 @@
           <w:b/>
           <w:bCs/>
         </w:rPr>
-        <w:t>Day 03 : Dubai Frame &amp; Burj Khalifa</w:t>
+        <w:t xml:space="preserve">Day </w:t>
+      </w:r>
+      <w:proofErr w:type="gramStart"/>
+      <w:r>
+        <w:rPr>
+          <w:rFonts w:ascii="Arial" w:hAnsi="Arial" w:cs="Arial"/>
+          <w:b/>
+          <w:bCs/>
+        </w:rPr>
+        <w:t>03 :</w:t>
+      </w:r>
+      <w:proofErr w:type="gramEnd"/>
+      <w:r>
+        <w:rPr>
+          <w:rFonts w:ascii="Arial" w:hAnsi="Arial" w:cs="Arial"/>
+          <w:b/>
+          <w:bCs/>
+        </w:rPr>
+        <w:t xml:space="preserve"> Dubai Frame &amp; Burj Khalifa</w:t>
       </w:r>
       <w:r>
         <w:rPr>
           <w:rFonts w:ascii="Arial" w:hAnsi="Arial" w:cs="Arial"/>
         </w:rPr>
         <w:br/>
-        <w:t>After breakfast, visit Dubai Frame. Later visit Burj Khalifa and enjoy breathtaking views from the 124th floor observation deck. Overnight stay.</w:t>
+        <w:t xml:space="preserve">After breakfast, visit Dubai Frame. Later visit Burj Khalifa and enjoy </w:t>
+      </w:r>
+      <w:proofErr w:type="spellStart"/>
+      <w:r>
+        <w:rPr>
+          <w:rFonts w:ascii="Arial" w:hAnsi="Arial" w:cs="Arial"/>
+        </w:rPr>
+        <w:t>breathtaking</w:t>
+      </w:r>
+      <w:proofErr w:type="spellEnd"/>
+      <w:r>
+        <w:rPr>
+          <w:rFonts w:ascii="Arial" w:hAnsi="Arial" w:cs="Arial"/>
+        </w:rPr>
+        <w:t xml:space="preserve"> views from the 124th floor observation deck. Overnight stay.</w:t>
       </w:r>
     </w:p>
     <w:p>
@@ -506,7 +573,25 @@
           <w:b/>
           <w:bCs/>
         </w:rPr>
-        <w:t>Day 04 : Miracle Garden &amp; Global Village</w:t>
+        <w:t xml:space="preserve">Day </w:t>
+      </w:r>
+      <w:proofErr w:type="gramStart"/>
+      <w:r>
+        <w:rPr>
+          <w:rFonts w:ascii="Arial" w:hAnsi="Arial" w:cs="Arial"/>
+          <w:b/>
+          <w:bCs/>
+        </w:rPr>
+        <w:t>04 :</w:t>
+      </w:r>
+      <w:proofErr w:type="gramEnd"/>
+      <w:r>
+        <w:rPr>
+          <w:rFonts w:ascii="Arial" w:hAnsi="Arial" w:cs="Arial"/>
+          <w:b/>
+          <w:bCs/>
+        </w:rPr>
+        <w:t xml:space="preserve"> Miracle Garden &amp; Global Village</w:t>
       </w:r>
       <w:r>
         <w:rPr>
@@ -545,7 +630,25 @@
           <w:b/>
           <w:bCs/>
         </w:rPr>
-        <w:t>Day 05 : AYA Universe &amp; Museum of the Future</w:t>
+        <w:t xml:space="preserve">Day </w:t>
+      </w:r>
+      <w:proofErr w:type="gramStart"/>
+      <w:r>
+        <w:rPr>
+          <w:rFonts w:ascii="Arial" w:hAnsi="Arial" w:cs="Arial"/>
+          <w:b/>
+          <w:bCs/>
+        </w:rPr>
+        <w:t>05 :</w:t>
+      </w:r>
+      <w:proofErr w:type="gramEnd"/>
+      <w:r>
+        <w:rPr>
+          <w:rFonts w:ascii="Arial" w:hAnsi="Arial" w:cs="Arial"/>
+          <w:b/>
+          <w:bCs/>
+        </w:rPr>
+        <w:t xml:space="preserve"> AYA Universe &amp; Museum of the Future</w:t>
       </w:r>
       <w:r>
         <w:rPr>
@@ -584,7 +687,25 @@
           <w:b/>
           <w:bCs/>
         </w:rPr>
-        <w:t>Day 06 : Departure</w:t>
+        <w:t xml:space="preserve">Day </w:t>
+      </w:r>
+      <w:proofErr w:type="gramStart"/>
+      <w:r>
+        <w:rPr>
+          <w:rFonts w:ascii="Arial" w:hAnsi="Arial" w:cs="Arial"/>
+          <w:b/>
+          <w:bCs/>
+        </w:rPr>
+        <w:t>06 :</w:t>
+      </w:r>
+      <w:proofErr w:type="gramEnd"/>
+      <w:r>
+        <w:rPr>
+          <w:rFonts w:ascii="Arial" w:hAnsi="Arial" w:cs="Arial"/>
+          <w:b/>
+          <w:bCs/>
+        </w:rPr>
+        <w:t xml:space="preserve"> Departure</w:t>
       </w:r>
       <w:r>
         <w:rPr>
@@ -648,7 +769,6 @@
       <w:r>
         <w:rPr>
           <w:rFonts w:ascii="Arial" w:hAnsi="Arial" w:cs="Arial"/>
-          <w:b/>
           <w:bCs/>
         </w:rPr>
         <w:t>0</w:t>
@@ -656,7 +776,6 @@
       <w:r>
         <w:rPr>
           <w:rFonts w:ascii="Arial" w:hAnsi="Arial" w:cs="Arial"/>
-          <w:b/>
           <w:bCs/>
         </w:rPr>
         <w:t>2</w:t>
@@ -664,7 +783,6 @@
       <w:r>
         <w:rPr>
           <w:rFonts w:ascii="Arial" w:hAnsi="Arial" w:cs="Arial"/>
-          <w:b/>
           <w:bCs/>
         </w:rPr>
         <w:t xml:space="preserve"> Adults (</w:t>
@@ -672,7 +790,6 @@
       <w:r>
         <w:rPr>
           <w:rFonts w:ascii="Arial" w:hAnsi="Arial" w:cs="Arial"/>
-          <w:b/>
           <w:bCs/>
         </w:rPr>
         <w:t>Double</w:t>
@@ -680,7 +797,6 @@
       <w:r>
         <w:rPr>
           <w:rFonts w:ascii="Arial" w:hAnsi="Arial" w:cs="Arial"/>
-          <w:b/>
           <w:bCs/>
         </w:rPr>
         <w:t xml:space="preserve"> Sharing)</w:t>
@@ -712,7 +828,6 @@
       <w:r>
         <w:rPr>
           <w:rFonts w:ascii="Arial" w:hAnsi="Arial" w:cs="Arial"/>
-          <w:b/>
           <w:bCs/>
         </w:rPr>
         <w:t>travel dates and availability</w:t>
@@ -744,7 +859,6 @@
       <w:r>
         <w:rPr>
           <w:rFonts w:ascii="Arial" w:hAnsi="Arial" w:cs="Arial"/>
-          <w:b/>
           <w:bCs/>
         </w:rPr>
         <w:t>hotel stay, visa, transfers, sightseeing, and tours</w:t>
@@ -806,7 +920,21 @@
         <w:rPr>
           <w:rFonts w:ascii="Arial" w:hAnsi="Arial" w:cs="Arial"/>
         </w:rPr>
-        <w:t xml:space="preserve">5 Nights accommodation </w:t>
+        <w:t xml:space="preserve">5 </w:t>
+      </w:r>
+      <w:proofErr w:type="spellStart"/>
+      <w:r>
+        <w:rPr>
+          <w:rFonts w:ascii="Arial" w:hAnsi="Arial" w:cs="Arial"/>
+        </w:rPr>
+        <w:t>Nights</w:t>
+      </w:r>
+      <w:proofErr w:type="spellEnd"/>
+      <w:r>
+        <w:rPr>
+          <w:rFonts w:ascii="Arial" w:hAnsi="Arial" w:cs="Arial"/>
+        </w:rPr>
+        <w:t xml:space="preserve"> accommodation </w:t>
       </w:r>
     </w:p>
     <w:p>
@@ -1046,13 +1174,23 @@
           <w:rFonts w:ascii="Arial" w:hAnsi="Arial" w:cs="Arial"/>
         </w:rPr>
       </w:pPr>
+      <w:proofErr w:type="gramStart"/>
       <w:r>
         <w:rPr>
           <w:rFonts w:ascii="Arial" w:hAnsi="Arial" w:cs="Arial"/>
           <w:b/>
           <w:bCs/>
         </w:rPr>
-        <w:t>Note : * Cost may vary as per the ROE rates at the date of confirmation</w:t>
+        <w:t>Note :</w:t>
+      </w:r>
+      <w:proofErr w:type="gramEnd"/>
+      <w:r>
+        <w:rPr>
+          <w:rFonts w:ascii="Arial" w:hAnsi="Arial" w:cs="Arial"/>
+          <w:b/>
+          <w:bCs/>
+        </w:rPr>
+        <w:t xml:space="preserve"> * Cost may vary as per the ROE rates at the date of confirmation</w:t>
       </w:r>
       <w:r>
         <w:rPr>
@@ -1081,7 +1219,7 @@
 </file>
 
 <file path=word/endnotes.xml><?xml version="1.0" encoding="utf-8"?>
-<w:endnotes xmlns:wpc="http://schemas.microsoft.com/office/word/2010/wordprocessingCanvas" xmlns:cx="http://schemas.microsoft.com/office/drawing/2014/chartex" xmlns:cx1="http://schemas.microsoft.com/office/drawing/2015/9/8/chartex" xmlns:cx2="http://schemas.microsoft.com/office/drawing/2015/10/21/chartex" xmlns:cx3="http://schemas.microsoft.com/office/drawing/2016/5/9/chartex" xmlns:cx4="http://schemas.microsoft.com/office/drawing/2016/5/10/chartex" xmlns:cx5="http://schemas.microsoft.com/office/drawing/2016/5/11/chartex" xmlns:cx6="http://schemas.microsoft.com/office/drawing/2016/5/12/chartex" xmlns:cx7="http://schemas.microsoft.com/office/drawing/2016/5/13/chartex" xmlns:cx8="http://schemas.microsoft.com/office/drawing/2016/5/14/chartex" xmlns:mc="http://schemas.openxmlformats.org/markup-compatibility/2006" xmlns:aink="http://schemas.microsoft.com/office/drawing/2016/ink" xmlns:am3d="http://schemas.microsoft.com/office/drawing/2017/model3d" xmlns:o="urn:schemas-microsoft-com:office:office" xmlns:oel="http://schemas.microsoft.com/office/2019/extlst" xmlns:r="http://schemas.openxmlformats.org/officeDocument/2006/relationships" xmlns:m="http://schemas.openxmlformats.org/officeDocument/2006/math" xmlns:v="urn:schemas-microsoft-com:vml" xmlns:wp14="http://schemas.microsoft.com/office/word/2010/wordprocessingDrawing" xmlns:wp="http://schemas.openxmlformats.org/drawingml/2006/wordprocessingDrawing" xmlns:w10="urn:schemas-microsoft-com:office:word" xmlns:w="http://schemas.openxmlformats.org/wordprocessingml/2006/main" xmlns:w14="http://schemas.microsoft.com/office/word/2010/wordml" xmlns:w15="http://schemas.microsoft.com/office/word/2012/wordml" xmlns:w16cex="http://schemas.microsoft.com/office/word/2018/wordml/cex" xmlns:w16cid="http://schemas.microsoft.com/office/word/2016/wordml/cid" xmlns:w16="http://schemas.microsoft.com/office/word/2018/wordml" xmlns:w16du="http://schemas.microsoft.com/office/word/2023/wordml/word16du" xmlns:w16sdtdh="http://schemas.microsoft.com/office/word/2020/wordml/sdtdatahash" xmlns:w16sdtfl="http://schemas.microsoft.com/office/word/2024/wordml/sdtformatlock" xmlns:w16se="http://schemas.microsoft.com/office/word/2015/wordml/symex" xmlns:wpg="http://schemas.microsoft.com/office/word/2010/wordprocessingGroup" xmlns:wpi="http://schemas.microsoft.com/office/word/2010/wordprocessingInk" xmlns:wne="http://schemas.microsoft.com/office/word/2006/wordml" xmlns:wps="http://schemas.microsoft.com/office/word/2010/wordprocessingShape" mc:Ignorable="w14 w15 w16se w16cid w16 w16cex w16sdtdh w16sdtfl w16du wp14">
+<w:endnotes xmlns:wpc="http://schemas.microsoft.com/office/word/2010/wordprocessingCanvas" xmlns:cx="http://schemas.microsoft.com/office/drawing/2014/chartex" xmlns:cx1="http://schemas.microsoft.com/office/drawing/2015/9/8/chartex" xmlns:cx2="http://schemas.microsoft.com/office/drawing/2015/10/21/chartex" xmlns:cx3="http://schemas.microsoft.com/office/drawing/2016/5/9/chartex" xmlns:cx4="http://schemas.microsoft.com/office/drawing/2016/5/10/chartex" xmlns:cx5="http://schemas.microsoft.com/office/drawing/2016/5/11/chartex" xmlns:cx6="http://schemas.microsoft.com/office/drawing/2016/5/12/chartex" xmlns:cx7="http://schemas.microsoft.com/office/drawing/2016/5/13/chartex" xmlns:cx8="http://schemas.microsoft.com/office/drawing/2016/5/14/chartex" xmlns:mc="http://schemas.openxmlformats.org/markup-compatibility/2006" xmlns:aink="http://schemas.microsoft.com/office/drawing/2016/ink" xmlns:am3d="http://schemas.microsoft.com/office/drawing/2017/model3d" xmlns:o="urn:schemas-microsoft-com:office:office" xmlns:r="http://schemas.openxmlformats.org/officeDocument/2006/relationships" xmlns:m="http://schemas.openxmlformats.org/officeDocument/2006/math" xmlns:v="urn:schemas-microsoft-com:vml" xmlns:wp14="http://schemas.microsoft.com/office/word/2010/wordprocessingDrawing" xmlns:wp="http://schemas.openxmlformats.org/drawingml/2006/wordprocessingDrawing" xmlns:w10="urn:schemas-microsoft-com:office:word" xmlns:w="http://schemas.openxmlformats.org/wordprocessingml/2006/main" xmlns:w14="http://schemas.microsoft.com/office/word/2010/wordml" xmlns:w15="http://schemas.microsoft.com/office/word/2012/wordml" xmlns:w16cid="http://schemas.microsoft.com/office/word/2016/wordml/cid" xmlns:w16se="http://schemas.microsoft.com/office/word/2015/wordml/symex" xmlns:wpg="http://schemas.microsoft.com/office/word/2010/wordprocessingGroup" xmlns:wpi="http://schemas.microsoft.com/office/word/2010/wordprocessingInk" xmlns:wne="http://schemas.microsoft.com/office/word/2006/wordml" xmlns:wps="http://schemas.microsoft.com/office/word/2010/wordprocessingShape" mc:Ignorable="w14 w15 w16se w16cid wp14">
   <w:endnote w:type="separator" w:id="-1">
     <w:p>
       <w:pPr>
@@ -1106,7 +1244,7 @@
 </file>
 
 <file path=word/footer1.xml><?xml version="1.0" encoding="utf-8"?>
-<w:ftr xmlns:wpc="http://schemas.microsoft.com/office/word/2010/wordprocessingCanvas" xmlns:cx="http://schemas.microsoft.com/office/drawing/2014/chartex" xmlns:cx1="http://schemas.microsoft.com/office/drawing/2015/9/8/chartex" xmlns:cx2="http://schemas.microsoft.com/office/drawing/2015/10/21/chartex" xmlns:cx3="http://schemas.microsoft.com/office/drawing/2016/5/9/chartex" xmlns:cx4="http://schemas.microsoft.com/office/drawing/2016/5/10/chartex" xmlns:cx5="http://schemas.microsoft.com/office/drawing/2016/5/11/chartex" xmlns:cx6="http://schemas.microsoft.com/office/drawing/2016/5/12/chartex" xmlns:cx7="http://schemas.microsoft.com/office/drawing/2016/5/13/chartex" xmlns:cx8="http://schemas.microsoft.com/office/drawing/2016/5/14/chartex" xmlns:mc="http://schemas.openxmlformats.org/markup-compatibility/2006" xmlns:aink="http://schemas.microsoft.com/office/drawing/2016/ink" xmlns:am3d="http://schemas.microsoft.com/office/drawing/2017/model3d" xmlns:o="urn:schemas-microsoft-com:office:office" xmlns:oel="http://schemas.microsoft.com/office/2019/extlst" xmlns:r="http://schemas.openxmlformats.org/officeDocument/2006/relationships" xmlns:m="http://schemas.openxmlformats.org/officeDocument/2006/math" xmlns:v="urn:schemas-microsoft-com:vml" xmlns:wp14="http://schemas.microsoft.com/office/word/2010/wordprocessingDrawing" xmlns:wp="http://schemas.openxmlformats.org/drawingml/2006/wordprocessingDrawing" xmlns:w10="urn:schemas-microsoft-com:office:word" xmlns:w="http://schemas.openxmlformats.org/wordprocessingml/2006/main" xmlns:w14="http://schemas.microsoft.com/office/word/2010/wordml" xmlns:w15="http://schemas.microsoft.com/office/word/2012/wordml" xmlns:w16cex="http://schemas.microsoft.com/office/word/2018/wordml/cex" xmlns:w16cid="http://schemas.microsoft.com/office/word/2016/wordml/cid" xmlns:w16="http://schemas.microsoft.com/office/word/2018/wordml" xmlns:w16du="http://schemas.microsoft.com/office/word/2023/wordml/word16du" xmlns:w16sdtdh="http://schemas.microsoft.com/office/word/2020/wordml/sdtdatahash" xmlns:w16sdtfl="http://schemas.microsoft.com/office/word/2024/wordml/sdtformatlock" xmlns:w16se="http://schemas.microsoft.com/office/word/2015/wordml/symex" xmlns:wpg="http://schemas.microsoft.com/office/word/2010/wordprocessingGroup" xmlns:wpi="http://schemas.microsoft.com/office/word/2010/wordprocessingInk" xmlns:wne="http://schemas.microsoft.com/office/word/2006/wordml" xmlns:wps="http://schemas.microsoft.com/office/word/2010/wordprocessingShape" mc:Ignorable="w14 w15 w16se w16cid w16 w16cex w16sdtdh w16sdtfl w16du wp14">
+<w:ftr xmlns:wpc="http://schemas.microsoft.com/office/word/2010/wordprocessingCanvas" xmlns:cx="http://schemas.microsoft.com/office/drawing/2014/chartex" xmlns:cx1="http://schemas.microsoft.com/office/drawing/2015/9/8/chartex" xmlns:cx2="http://schemas.microsoft.com/office/drawing/2015/10/21/chartex" xmlns:cx3="http://schemas.microsoft.com/office/drawing/2016/5/9/chartex" xmlns:cx4="http://schemas.microsoft.com/office/drawing/2016/5/10/chartex" xmlns:cx5="http://schemas.microsoft.com/office/drawing/2016/5/11/chartex" xmlns:cx6="http://schemas.microsoft.com/office/drawing/2016/5/12/chartex" xmlns:cx7="http://schemas.microsoft.com/office/drawing/2016/5/13/chartex" xmlns:cx8="http://schemas.microsoft.com/office/drawing/2016/5/14/chartex" xmlns:mc="http://schemas.openxmlformats.org/markup-compatibility/2006" xmlns:aink="http://schemas.microsoft.com/office/drawing/2016/ink" xmlns:am3d="http://schemas.microsoft.com/office/drawing/2017/model3d" xmlns:o="urn:schemas-microsoft-com:office:office" xmlns:r="http://schemas.openxmlformats.org/officeDocument/2006/relationships" xmlns:m="http://schemas.openxmlformats.org/officeDocument/2006/math" xmlns:v="urn:schemas-microsoft-com:vml" xmlns:wp14="http://schemas.microsoft.com/office/word/2010/wordprocessingDrawing" xmlns:wp="http://schemas.openxmlformats.org/drawingml/2006/wordprocessingDrawing" xmlns:w10="urn:schemas-microsoft-com:office:word" xmlns:w="http://schemas.openxmlformats.org/wordprocessingml/2006/main" xmlns:w14="http://schemas.microsoft.com/office/word/2010/wordml" xmlns:w15="http://schemas.microsoft.com/office/word/2012/wordml" xmlns:w16cid="http://schemas.microsoft.com/office/word/2016/wordml/cid" xmlns:w16se="http://schemas.microsoft.com/office/word/2015/wordml/symex" xmlns:wpg="http://schemas.microsoft.com/office/word/2010/wordprocessingGroup" xmlns:wpi="http://schemas.microsoft.com/office/word/2010/wordprocessingInk" xmlns:wne="http://schemas.microsoft.com/office/word/2006/wordml" xmlns:wps="http://schemas.microsoft.com/office/word/2010/wordprocessingShape" mc:Ignorable="w14 w15 w16se w16cid wp14">
   <w:p>
     <w:pPr>
       <w:pStyle w:val="Header"/>
@@ -1239,11 +1377,19 @@
       </w:rPr>
       <w:t xml:space="preserve"> </w:t>
     </w:r>
+    <w:proofErr w:type="spellStart"/>
     <w:r>
       <w:rPr>
         <w:rFonts w:ascii="Calibri"/>
       </w:rPr>
-      <w:t>Kilpauk,</w:t>
+      <w:t>Kilpauk</w:t>
+    </w:r>
+    <w:proofErr w:type="spellEnd"/>
+    <w:r>
+      <w:rPr>
+        <w:rFonts w:ascii="Calibri"/>
+      </w:rPr>
+      <w:t>,</w:t>
     </w:r>
     <w:r>
       <w:rPr>
@@ -1275,6 +1421,7 @@
         <w:rFonts w:ascii="Calibri"/>
       </w:rPr>
     </w:pPr>
+    <w:proofErr w:type="gramStart"/>
     <w:r>
       <w:rPr>
         <w:rFonts w:ascii="Calibri"/>
@@ -1294,6 +1441,7 @@
       </w:rPr>
       <w:t>:</w:t>
     </w:r>
+    <w:proofErr w:type="gramEnd"/>
     <w:r>
       <w:rPr>
         <w:rFonts w:ascii="Calibri"/>
@@ -1419,7 +1567,7 @@
 </file>
 
 <file path=word/footnotes.xml><?xml version="1.0" encoding="utf-8"?>
-<w:footnotes xmlns:wpc="http://schemas.microsoft.com/office/word/2010/wordprocessingCanvas" xmlns:cx="http://schemas.microsoft.com/office/drawing/2014/chartex" xmlns:cx1="http://schemas.microsoft.com/office/drawing/2015/9/8/chartex" xmlns:cx2="http://schemas.microsoft.com/office/drawing/2015/10/21/chartex" xmlns:cx3="http://schemas.microsoft.com/office/drawing/2016/5/9/chartex" xmlns:cx4="http://schemas.microsoft.com/office/drawing/2016/5/10/chartex" xmlns:cx5="http://schemas.microsoft.com/office/drawing/2016/5/11/chartex" xmlns:cx6="http://schemas.microsoft.com/office/drawing/2016/5/12/chartex" xmlns:cx7="http://schemas.microsoft.com/office/drawing/2016/5/13/chartex" xmlns:cx8="http://schemas.microsoft.com/office/drawing/2016/5/14/chartex" xmlns:mc="http://schemas.openxmlformats.org/markup-compatibility/2006" xmlns:aink="http://schemas.microsoft.com/office/drawing/2016/ink" xmlns:am3d="http://schemas.microsoft.com/office/drawing/2017/model3d" xmlns:o="urn:schemas-microsoft-com:office:office" xmlns:oel="http://schemas.microsoft.com/office/2019/extlst" xmlns:r="http://schemas.openxmlformats.org/officeDocument/2006/relationships" xmlns:m="http://schemas.openxmlformats.org/officeDocument/2006/math" xmlns:v="urn:schemas-microsoft-com:vml" xmlns:wp14="http://schemas.microsoft.com/office/word/2010/wordprocessingDrawing" xmlns:wp="http://schemas.openxmlformats.org/drawingml/2006/wordprocessingDrawing" xmlns:w10="urn:schemas-microsoft-com:office:word" xmlns:w="http://schemas.openxmlformats.org/wordprocessingml/2006/main" xmlns:w14="http://schemas.microsoft.com/office/word/2010/wordml" xmlns:w15="http://schemas.microsoft.com/office/word/2012/wordml" xmlns:w16cex="http://schemas.microsoft.com/office/word/2018/wordml/cex" xmlns:w16cid="http://schemas.microsoft.com/office/word/2016/wordml/cid" xmlns:w16="http://schemas.microsoft.com/office/word/2018/wordml" xmlns:w16du="http://schemas.microsoft.com/office/word/2023/wordml/word16du" xmlns:w16sdtdh="http://schemas.microsoft.com/office/word/2020/wordml/sdtdatahash" xmlns:w16sdtfl="http://schemas.microsoft.com/office/word/2024/wordml/sdtformatlock" xmlns:w16se="http://schemas.microsoft.com/office/word/2015/wordml/symex" xmlns:wpg="http://schemas.microsoft.com/office/word/2010/wordprocessingGroup" xmlns:wpi="http://schemas.microsoft.com/office/word/2010/wordprocessingInk" xmlns:wne="http://schemas.microsoft.com/office/word/2006/wordml" xmlns:wps="http://schemas.microsoft.com/office/word/2010/wordprocessingShape" mc:Ignorable="w14 w15 w16se w16cid w16 w16cex w16sdtdh w16sdtfl w16du wp14">
+<w:footnotes xmlns:wpc="http://schemas.microsoft.com/office/word/2010/wordprocessingCanvas" xmlns:cx="http://schemas.microsoft.com/office/drawing/2014/chartex" xmlns:cx1="http://schemas.microsoft.com/office/drawing/2015/9/8/chartex" xmlns:cx2="http://schemas.microsoft.com/office/drawing/2015/10/21/chartex" xmlns:cx3="http://schemas.microsoft.com/office/drawing/2016/5/9/chartex" xmlns:cx4="http://schemas.microsoft.com/office/drawing/2016/5/10/chartex" xmlns:cx5="http://schemas.microsoft.com/office/drawing/2016/5/11/chartex" xmlns:cx6="http://schemas.microsoft.com/office/drawing/2016/5/12/chartex" xmlns:cx7="http://schemas.microsoft.com/office/drawing/2016/5/13/chartex" xmlns:cx8="http://schemas.microsoft.com/office/drawing/2016/5/14/chartex" xmlns:mc="http://schemas.openxmlformats.org/markup-compatibility/2006" xmlns:aink="http://schemas.microsoft.com/office/drawing/2016/ink" xmlns:am3d="http://schemas.microsoft.com/office/drawing/2017/model3d" xmlns:o="urn:schemas-microsoft-com:office:office" xmlns:r="http://schemas.openxmlformats.org/officeDocument/2006/relationships" xmlns:m="http://schemas.openxmlformats.org/officeDocument/2006/math" xmlns:v="urn:schemas-microsoft-com:vml" xmlns:wp14="http://schemas.microsoft.com/office/word/2010/wordprocessingDrawing" xmlns:wp="http://schemas.openxmlformats.org/drawingml/2006/wordprocessingDrawing" xmlns:w10="urn:schemas-microsoft-com:office:word" xmlns:w="http://schemas.openxmlformats.org/wordprocessingml/2006/main" xmlns:w14="http://schemas.microsoft.com/office/word/2010/wordml" xmlns:w15="http://schemas.microsoft.com/office/word/2012/wordml" xmlns:w16cid="http://schemas.microsoft.com/office/word/2016/wordml/cid" xmlns:w16se="http://schemas.microsoft.com/office/word/2015/wordml/symex" xmlns:wpg="http://schemas.microsoft.com/office/word/2010/wordprocessingGroup" xmlns:wpi="http://schemas.microsoft.com/office/word/2010/wordprocessingInk" xmlns:wne="http://schemas.microsoft.com/office/word/2006/wordml" xmlns:wps="http://schemas.microsoft.com/office/word/2010/wordprocessingShape" mc:Ignorable="w14 w15 w16se w16cid wp14">
   <w:footnote w:type="separator" w:id="-1">
     <w:p>
       <w:pPr>
@@ -1444,7 +1592,7 @@
 </file>
 
 <file path=word/numbering.xml><?xml version="1.0" encoding="utf-8"?>
-<w:numbering xmlns:wpc="http://schemas.microsoft.com/office/word/2010/wordprocessingCanvas" xmlns:cx="http://schemas.microsoft.com/office/drawing/2014/chartex" xmlns:cx1="http://schemas.microsoft.com/office/drawing/2015/9/8/chartex" xmlns:cx2="http://schemas.microsoft.com/office/drawing/2015/10/21/chartex" xmlns:cx3="http://schemas.microsoft.com/office/drawing/2016/5/9/chartex" xmlns:cx4="http://schemas.microsoft.com/office/drawing/2016/5/10/chartex" xmlns:cx5="http://schemas.microsoft.com/office/drawing/2016/5/11/chartex" xmlns:cx6="http://schemas.microsoft.com/office/drawing/2016/5/12/chartex" xmlns:cx7="http://schemas.microsoft.com/office/drawing/2016/5/13/chartex" xmlns:cx8="http://schemas.microsoft.com/office/drawing/2016/5/14/chartex" xmlns:mc="http://schemas.openxmlformats.org/markup-compatibility/2006" xmlns:aink="http://schemas.microsoft.com/office/drawing/2016/ink" xmlns:am3d="http://schemas.microsoft.com/office/drawing/2017/model3d" xmlns:o="urn:schemas-microsoft-com:office:office" xmlns:oel="http://schemas.microsoft.com/office/2019/extlst" xmlns:r="http://schemas.openxmlformats.org/officeDocument/2006/relationships" xmlns:m="http://schemas.openxmlformats.org/officeDocument/2006/math" xmlns:v="urn:schemas-microsoft-com:vml" xmlns:wp14="http://schemas.microsoft.com/office/word/2010/wordprocessingDrawing" xmlns:wp="http://schemas.openxmlformats.org/drawingml/2006/wordprocessingDrawing" xmlns:w10="urn:schemas-microsoft-com:office:word" xmlns:w="http://schemas.openxmlformats.org/wordprocessingml/2006/main" xmlns:w14="http://schemas.microsoft.com/office/word/2010/wordml" xmlns:w15="http://schemas.microsoft.com/office/word/2012/wordml" xmlns:w16cex="http://schemas.microsoft.com/office/word/2018/wordml/cex" xmlns:w16cid="http://schemas.microsoft.com/office/word/2016/wordml/cid" xmlns:w16="http://schemas.microsoft.com/office/word/2018/wordml" xmlns:w16du="http://schemas.microsoft.com/office/word/2023/wordml/word16du" xmlns:w16sdtdh="http://schemas.microsoft.com/office/word/2020/wordml/sdtdatahash" xmlns:w16sdtfl="http://schemas.microsoft.com/office/word/2024/wordml/sdtformatlock" xmlns:w16se="http://schemas.microsoft.com/office/word/2015/wordml/symex" xmlns:wpg="http://schemas.microsoft.com/office/word/2010/wordprocessingGroup" xmlns:wpi="http://schemas.microsoft.com/office/word/2010/wordprocessingInk" xmlns:wne="http://schemas.microsoft.com/office/word/2006/wordml" xmlns:wps="http://schemas.microsoft.com/office/word/2010/wordprocessingShape" mc:Ignorable="w14 w15 w16se w16cid w16 w16cex w16sdtdh w16sdtfl w16du wp14">
+<w:numbering xmlns:wpc="http://schemas.microsoft.com/office/word/2010/wordprocessingCanvas" xmlns:cx="http://schemas.microsoft.com/office/drawing/2014/chartex" xmlns:cx1="http://schemas.microsoft.com/office/drawing/2015/9/8/chartex" xmlns:cx2="http://schemas.microsoft.com/office/drawing/2015/10/21/chartex" xmlns:cx3="http://schemas.microsoft.com/office/drawing/2016/5/9/chartex" xmlns:cx4="http://schemas.microsoft.com/office/drawing/2016/5/10/chartex" xmlns:cx5="http://schemas.microsoft.com/office/drawing/2016/5/11/chartex" xmlns:cx6="http://schemas.microsoft.com/office/drawing/2016/5/12/chartex" xmlns:cx7="http://schemas.microsoft.com/office/drawing/2016/5/13/chartex" xmlns:cx8="http://schemas.microsoft.com/office/drawing/2016/5/14/chartex" xmlns:mc="http://schemas.openxmlformats.org/markup-compatibility/2006" xmlns:aink="http://schemas.microsoft.com/office/drawing/2016/ink" xmlns:am3d="http://schemas.microsoft.com/office/drawing/2017/model3d" xmlns:o="urn:schemas-microsoft-com:office:office" xmlns:r="http://schemas.openxmlformats.org/officeDocument/2006/relationships" xmlns:m="http://schemas.openxmlformats.org/officeDocument/2006/math" xmlns:v="urn:schemas-microsoft-com:vml" xmlns:wp14="http://schemas.microsoft.com/office/word/2010/wordprocessingDrawing" xmlns:wp="http://schemas.openxmlformats.org/drawingml/2006/wordprocessingDrawing" xmlns:w10="urn:schemas-microsoft-com:office:word" xmlns:w="http://schemas.openxmlformats.org/wordprocessingml/2006/main" xmlns:w14="http://schemas.microsoft.com/office/word/2010/wordml" xmlns:w15="http://schemas.microsoft.com/office/word/2012/wordml" xmlns:w16cid="http://schemas.microsoft.com/office/word/2016/wordml/cid" xmlns:w16se="http://schemas.microsoft.com/office/word/2015/wordml/symex" xmlns:wpg="http://schemas.microsoft.com/office/word/2010/wordprocessingGroup" xmlns:wpi="http://schemas.microsoft.com/office/word/2010/wordprocessingInk" xmlns:wne="http://schemas.microsoft.com/office/word/2006/wordml" xmlns:wps="http://schemas.microsoft.com/office/word/2010/wordprocessingShape" mc:Ignorable="w14 w15 w16se w16cid wp14">
   <w:abstractNum w:abstractNumId="0" w15:restartNumberingAfterBreak="0">
     <w:nsid w:val="02AA535D"/>
     <w:multiLevelType w:val="multilevel"/>
@@ -3233,47 +3381,47 @@
       </w:rPr>
     </w:lvl>
   </w:abstractNum>
-  <w:num w:numId="1" w16cid:durableId="262883254">
+  <w:num w:numId="1">
     <w:abstractNumId w:val="0"/>
   </w:num>
-  <w:num w:numId="2" w16cid:durableId="115373519">
+  <w:num w:numId="2">
     <w:abstractNumId w:val="8"/>
   </w:num>
-  <w:num w:numId="3" w16cid:durableId="436483388">
+  <w:num w:numId="3">
     <w:abstractNumId w:val="3"/>
   </w:num>
-  <w:num w:numId="4" w16cid:durableId="995306449">
+  <w:num w:numId="4">
     <w:abstractNumId w:val="5"/>
   </w:num>
-  <w:num w:numId="5" w16cid:durableId="437408197">
+  <w:num w:numId="5">
     <w:abstractNumId w:val="11"/>
   </w:num>
-  <w:num w:numId="6" w16cid:durableId="1059133730">
+  <w:num w:numId="6">
     <w:abstractNumId w:val="7"/>
   </w:num>
-  <w:num w:numId="7" w16cid:durableId="1334069805">
+  <w:num w:numId="7">
     <w:abstractNumId w:val="9"/>
   </w:num>
-  <w:num w:numId="8" w16cid:durableId="1588271557">
+  <w:num w:numId="8">
     <w:abstractNumId w:val="6"/>
   </w:num>
-  <w:num w:numId="9" w16cid:durableId="1867015138">
+  <w:num w:numId="9">
     <w:abstractNumId w:val="2"/>
   </w:num>
-  <w:num w:numId="10" w16cid:durableId="1018580998">
+  <w:num w:numId="10">
     <w:abstractNumId w:val="10"/>
   </w:num>
-  <w:num w:numId="11" w16cid:durableId="1203858295">
+  <w:num w:numId="11">
     <w:abstractNumId w:val="4"/>
   </w:num>
-  <w:num w:numId="12" w16cid:durableId="511917372">
+  <w:num w:numId="12">
     <w:abstractNumId w:val="1"/>
   </w:num>
 </w:numbering>
 </file>
 
 <file path=word/styles.xml><?xml version="1.0" encoding="utf-8"?>
-<w:styles xmlns:mc="http://schemas.openxmlformats.org/markup-compatibility/2006" xmlns:r="http://schemas.openxmlformats.org/officeDocument/2006/relationships" xmlns:w="http://schemas.openxmlformats.org/wordprocessingml/2006/main" xmlns:w14="http://schemas.microsoft.com/office/word/2010/wordml" xmlns:w15="http://schemas.microsoft.com/office/word/2012/wordml" xmlns:w16cex="http://schemas.microsoft.com/office/word/2018/wordml/cex" xmlns:w16cid="http://schemas.microsoft.com/office/word/2016/wordml/cid" xmlns:w16="http://schemas.microsoft.com/office/word/2018/wordml" xmlns:w16du="http://schemas.microsoft.com/office/word/2023/wordml/word16du" xmlns:w16sdtdh="http://schemas.microsoft.com/office/word/2020/wordml/sdtdatahash" xmlns:w16sdtfl="http://schemas.microsoft.com/office/word/2024/wordml/sdtformatlock" xmlns:w16se="http://schemas.microsoft.com/office/word/2015/wordml/symex" mc:Ignorable="w14 w15 w16se w16cid w16 w16cex w16sdtdh w16sdtfl w16du">
+<w:styles xmlns:mc="http://schemas.openxmlformats.org/markup-compatibility/2006" xmlns:r="http://schemas.openxmlformats.org/officeDocument/2006/relationships" xmlns:w="http://schemas.openxmlformats.org/wordprocessingml/2006/main" xmlns:w14="http://schemas.microsoft.com/office/word/2010/wordml" xmlns:w15="http://schemas.microsoft.com/office/word/2012/wordml" xmlns:w16cid="http://schemas.microsoft.com/office/word/2016/wordml/cid" xmlns:w16se="http://schemas.microsoft.com/office/word/2015/wordml/symex" mc:Ignorable="w14 w15 w16se w16cid">
   <w:docDefaults>
     <w:rPrDefault>
       <w:rPr>
@@ -3289,7 +3437,7 @@
       </w:pPr>
     </w:pPrDefault>
   </w:docDefaults>
-  <w:latentStyles w:defLockedState="0" w:defUIPriority="99" w:defSemiHidden="0" w:defUnhideWhenUsed="0" w:defQFormat="0" w:count="376">
+  <w:latentStyles w:defLockedState="0" w:defUIPriority="99" w:defSemiHidden="0" w:defUnhideWhenUsed="0" w:defQFormat="0" w:count="375">
     <w:lsdException w:name="Normal" w:uiPriority="0" w:qFormat="1"/>
     <w:lsdException w:name="heading 1" w:uiPriority="9" w:qFormat="1"/>
     <w:lsdException w:name="heading 2" w:semiHidden="1" w:uiPriority="9" w:unhideWhenUsed="1" w:qFormat="1"/>
@@ -3665,7 +3813,6 @@
     <w:lsdException w:name="Smart Hyperlink" w:semiHidden="1" w:unhideWhenUsed="1"/>
     <w:lsdException w:name="Hashtag" w:semiHidden="1" w:unhideWhenUsed="1"/>
     <w:lsdException w:name="Unresolved Mention" w:semiHidden="1" w:unhideWhenUsed="1"/>
-    <w:lsdException w:name="Smart Link" w:semiHidden="1" w:unhideWhenUsed="1"/>
   </w:latentStyles>
   <w:style w:type="paragraph" w:default="1" w:styleId="Normal">
     <w:name w:val="Normal"/>
